--- a/docs/AVSAR_Project_Management_Plan_v1.0.docx
+++ b/docs/AVSAR_Project_Management_Plan_v1.0.docx
@@ -966,7 +966,7 @@
         <w:t xml:space="preserve">Design system before screens. </w:t>
       </w:r>
       <w:r>
-        <w:t>The token and component layer is built alongside the API so that no screen is ever blocked on styling decisions, and so that twenty-four routes look like one product rather than twenty-four.</w:t>
+        <w:t>The token and component layer is built alongside the API so that no screen is ever blocked on styling decisions, and so that thirty-one routes look like one product rather than twenty-four.</w:t>
       </w:r>
     </w:p>
     <w:p>
@@ -2838,7 +2838,7 @@
                 <w:color w:val="344054"/>
                 <w:sz w:val="19"/>
               </w:rPr>
-              <w:t>All twenty-four routes</w:t>
+              <w:t>All thirty-one routes</w:t>
             </w:r>
           </w:p>
         </w:tc>
